--- a/Progres-Fatimah/Jurnal Submit/submit/TJP/Nora/ICMJE_COI_Disclosure_A_R_Luthfiya.docx
+++ b/Progres-Fatimah/Jurnal Submit/submit/TJP/Nora/ICMJE_COI_Disclosure_A_R_Luthfiya.docx
@@ -1,6 +1,6 @@
 
 <file path=word/document.xml><?xml version="1.0" encoding="utf-8"?>
-<w:document xmlns:wpc="http://schemas.microsoft.com/office/word/2010/wordprocessingCanvas" xmlns:cx="http://schemas.microsoft.com/office/drawing/2014/chartex" xmlns:cx1="http://schemas.microsoft.com/office/drawing/2015/9/8/chartex" xmlns:cx2="http://schemas.microsoft.com/office/drawing/2015/10/21/chartex" xmlns:cx3="http://schemas.microsoft.com/office/drawing/2016/5/9/chartex" xmlns:cx4="http://schemas.microsoft.com/office/drawing/2016/5/10/chartex" xmlns:cx5="http://schemas.microsoft.com/office/drawing/2016/5/11/chartex" xmlns:cx6="http://schemas.microsoft.com/office/drawing/2016/5/12/chartex" xmlns:cx7="http://schemas.microsoft.com/office/drawing/2016/5/13/chartex" xmlns:cx8="http://schemas.microsoft.com/office/drawing/2016/5/14/chartex" xmlns:mc="http://schemas.openxmlformats.org/markup-compatibility/2006" xmlns:aink="http://schemas.microsoft.com/office/drawing/2016/ink" xmlns:am3d="http://schemas.microsoft.com/office/drawing/2017/model3d" xmlns:o="urn:schemas-microsoft-com:office:office" xmlns:r="http://schemas.openxmlformats.org/officeDocument/2006/relationships" xmlns:m="http://schemas.openxmlformats.org/officeDocument/2006/math" xmlns:v="urn:schemas-microsoft-com:vml" xmlns:wp14="http://schemas.microsoft.com/office/word/2010/wordprocessingDrawing" xmlns:wp="http://schemas.openxmlformats.org/drawingml/2006/wordprocessingDrawing" xmlns:w10="urn:schemas-microsoft-com:office:word" xmlns:w="http://schemas.openxmlformats.org/wordprocessingml/2006/main" xmlns:w14="http://schemas.microsoft.com/office/word/2010/wordml" xmlns:w15="http://schemas.microsoft.com/office/word/2012/wordml" xmlns:w16cex="http://schemas.microsoft.com/office/word/2018/wordml/cex" xmlns:w16cid="http://schemas.microsoft.com/office/word/2016/wordml/cid" xmlns:w16="http://schemas.microsoft.com/office/word/2018/wordml" xmlns:w16sdtdh="http://schemas.microsoft.com/office/word/2020/wordml/sdtdatahash" xmlns:w16se="http://schemas.microsoft.com/office/word/2015/wordml/symex" xmlns:wpg="http://schemas.microsoft.com/office/word/2010/wordprocessingGroup" xmlns:wpi="http://schemas.microsoft.com/office/word/2010/wordprocessingInk" xmlns:wne="http://schemas.microsoft.com/office/word/2006/wordml" xmlns:wps="http://schemas.microsoft.com/office/word/2010/wordprocessingShape" mc:Ignorable="w14 w15 w16se w16cid w16 w16cex w16sdtdh wp14">
+<w:document xmlns:wpc="http://schemas.microsoft.com/office/word/2010/wordprocessingCanvas" xmlns:cx="http://schemas.microsoft.com/office/drawing/2014/chartex" xmlns:cx1="http://schemas.microsoft.com/office/drawing/2015/9/8/chartex" xmlns:cx2="http://schemas.microsoft.com/office/drawing/2015/10/21/chartex" xmlns:cx3="http://schemas.microsoft.com/office/drawing/2016/5/9/chartex" xmlns:cx4="http://schemas.microsoft.com/office/drawing/2016/5/10/chartex" xmlns:cx5="http://schemas.microsoft.com/office/drawing/2016/5/11/chartex" xmlns:cx6="http://schemas.microsoft.com/office/drawing/2016/5/12/chartex" xmlns:cx7="http://schemas.microsoft.com/office/drawing/2016/5/13/chartex" xmlns:cx8="http://schemas.microsoft.com/office/drawing/2016/5/14/chartex" xmlns:mc="http://schemas.openxmlformats.org/markup-compatibility/2006" xmlns:aink="http://schemas.microsoft.com/office/drawing/2016/ink" xmlns:am3d="http://schemas.microsoft.com/office/drawing/2017/model3d" xmlns:o="urn:schemas-microsoft-com:office:office" xmlns:oel="http://schemas.microsoft.com/office/2019/extlst" xmlns:r="http://schemas.openxmlformats.org/officeDocument/2006/relationships" xmlns:m="http://schemas.openxmlformats.org/officeDocument/2006/math" xmlns:v="urn:schemas-microsoft-com:vml" xmlns:wp14="http://schemas.microsoft.com/office/word/2010/wordprocessingDrawing" xmlns:wp="http://schemas.openxmlformats.org/drawingml/2006/wordprocessingDrawing" xmlns:w10="urn:schemas-microsoft-com:office:word" xmlns:w="http://schemas.openxmlformats.org/wordprocessingml/2006/main" xmlns:w14="http://schemas.microsoft.com/office/word/2010/wordml" xmlns:w15="http://schemas.microsoft.com/office/word/2012/wordml" xmlns:w16cex="http://schemas.microsoft.com/office/word/2018/wordml/cex" xmlns:w16cid="http://schemas.microsoft.com/office/word/2016/wordml/cid" xmlns:w16="http://schemas.microsoft.com/office/word/2018/wordml" xmlns:w16du="http://schemas.microsoft.com/office/word/2023/wordml/word16du" xmlns:w16sdtdh="http://schemas.microsoft.com/office/word/2020/wordml/sdtdatahash" xmlns:w16sdtfl="http://schemas.microsoft.com/office/word/2024/wordml/sdtformatlock" xmlns:w16se="http://schemas.microsoft.com/office/word/2015/wordml/symex" xmlns:wpg="http://schemas.microsoft.com/office/word/2010/wordprocessingGroup" xmlns:wpi="http://schemas.microsoft.com/office/word/2010/wordprocessingInk" xmlns:wne="http://schemas.microsoft.com/office/word/2006/wordml" xmlns:wps="http://schemas.microsoft.com/office/word/2010/wordprocessingShape" mc:Ignorable="w14 w15 w16se w16cid w16 w16cex w16sdtdh w16sdtfl w16du wp14">
   <w:body>
     <w:tbl>
       <w:tblPr>
@@ -77,17 +77,14 @@
             <w:placeholder>
               <w:docPart w:val="E53681363D3A43128571A233BB9BF981"/>
             </w:placeholder>
-            <w:showingPlcHdr/>
-            <w:date w:fullDate="2021-08-26T00:00:00Z">
+            <w:date w:fullDate="2026-10-15T00:00:00Z">
               <w:dateFormat w:val="M/d/yyyy"/>
               <w:lid w:val="en-US"/>
               <w:storeMappedDataAs w:val="dateTime"/>
               <w:calendar w:val="gregorian"/>
             </w:date>
           </w:sdtPr>
-          <w:sdtEndPr/>
           <w:sdtContent>
-            <w:permStart w:id="442440455" w:edGrp="everyone" w:displacedByCustomXml="prev"/>
             <w:tc>
               <w:tcPr>
                 <w:tcW w:w="7920" w:type="dxa"/>
@@ -97,11 +94,10 @@
               </w:tcPr>
               <w:p>
                 <w:r>
-                  <w:t>09 October 2026</w:t>
+                  <w:t>10/15/2026</w:t>
                 </w:r>
               </w:p>
             </w:tc>
-            <w:permEnd w:id="442440455" w:displacedByCustomXml="next"/>
           </w:sdtContent>
         </w:sdt>
       </w:tr>
@@ -145,7 +141,6 @@
             <w15:color w:val="FFFF99"/>
             <w:text/>
           </w:sdtPr>
-          <w:sdtEndPr/>
           <w:sdtContent>
             <w:tc>
               <w:tcPr>
@@ -204,7 +199,6 @@
             <w:showingPlcHdr/>
             <w:text/>
           </w:sdtPr>
-          <w:sdtEndPr/>
           <w:sdtContent>
             <w:tc>
               <w:tcPr>
@@ -258,9 +252,8 @@
             <w:showingPlcHdr/>
             <w:text/>
           </w:sdtPr>
-          <w:sdtEndPr/>
           <w:sdtContent>
-            <w:permStart w:id="1129649828" w:edGrp="everyone" w:displacedByCustomXml="prev"/>
+            <w:permStart w:id="96624679" w:edGrp="everyone" w:displacedByCustomXml="prev"/>
             <w:tc>
               <w:tcPr>
                 <w:tcW w:w="7920" w:type="dxa"/>
@@ -278,7 +271,7 @@
                 </w:r>
               </w:p>
             </w:tc>
-            <w:permEnd w:id="1129649828" w:displacedByCustomXml="next"/>
+            <w:permEnd w:id="96624679" w:displacedByCustomXml="next"/>
           </w:sdtContent>
         </w:sdt>
       </w:tr>
@@ -468,7 +461,6 @@
         <w:tc>
           <w:tcPr>
             <w:tcW w:w="164" w:type="pct"/>
-            <w:shd w:val="clear" w:color="auto" w:fill="auto"/>
           </w:tcPr>
           <w:p>
             <w:pPr>
@@ -494,7 +486,6 @@
           <w:tcPr>
             <w:tcW w:w="785" w:type="pct"/>
             <w:gridSpan w:val="2"/>
-            <w:shd w:val="clear" w:color="auto" w:fill="auto"/>
           </w:tcPr>
           <w:p>
             <w:pPr>
@@ -535,14 +526,11 @@
           <w:tcPr>
             <w:tcW w:w="4051" w:type="pct"/>
             <w:gridSpan w:val="2"/>
-            <w:shd w:val="clear" w:color="auto" w:fill="auto"/>
-          </w:tcPr>
-          <w:p>
-            <w:r/>
-            <w:r>
-              <w:rPr>
-                <w:rFonts w:ascii="Arial" w:hAnsi="Arial" w:eastAsia="Arial"/>
-                <w:b w:val="0"/>
+          </w:tcPr>
+          <w:p>
+            <w:r>
+              <w:rPr>
+                <w:rFonts w:ascii="Arial" w:eastAsia="Arial" w:hAnsi="Arial"/>
                 <w:sz w:val="18"/>
               </w:rPr>
               <w:t>No support for the present manuscript is declared.</w:t>
@@ -627,11 +615,9 @@
             </w:tcBorders>
           </w:tcPr>
           <w:p>
-            <w:r/>
-            <w:r>
-              <w:rPr>
-                <w:rFonts w:ascii="Arial" w:hAnsi="Arial" w:eastAsia="Arial"/>
-                <w:b w:val="0"/>
+            <w:r>
+              <w:rPr>
+                <w:rFonts w:ascii="Arial" w:eastAsia="Arial" w:hAnsi="Arial"/>
                 <w:sz w:val="18"/>
               </w:rPr>
               <w:t>None.</w:t>
@@ -694,11 +680,9 @@
             <w:shd w:val="clear" w:color="auto" w:fill="EEECE1"/>
           </w:tcPr>
           <w:p>
-            <w:r/>
-            <w:r>
-              <w:rPr>
-                <w:rFonts w:ascii="Arial" w:hAnsi="Arial" w:eastAsia="Arial"/>
-                <w:b w:val="0"/>
+            <w:r>
+              <w:rPr>
+                <w:rFonts w:ascii="Arial" w:eastAsia="Arial" w:hAnsi="Arial"/>
                 <w:sz w:val="18"/>
               </w:rPr>
               <w:t>None.</w:t>
@@ -759,11 +743,9 @@
             </w:tcBorders>
           </w:tcPr>
           <w:p>
-            <w:r/>
-            <w:r>
-              <w:rPr>
-                <w:rFonts w:ascii="Arial" w:hAnsi="Arial" w:eastAsia="Arial"/>
-                <w:b w:val="0"/>
+            <w:r>
+              <w:rPr>
+                <w:rFonts w:ascii="Arial" w:eastAsia="Arial" w:hAnsi="Arial"/>
                 <w:sz w:val="18"/>
               </w:rPr>
               <w:t>None.</w:t>
@@ -807,23 +789,7 @@
                 <w:rFonts w:asciiTheme="majorHAnsi" w:hAnsiTheme="majorHAnsi" w:cstheme="majorHAnsi"/>
                 <w:szCs w:val="22"/>
               </w:rPr>
-              <w:t xml:space="preserve">Payment or honoraria for lectures, presentations, </w:t>
-            </w:r>
-            <w:proofErr w:type="gramStart"/>
-            <w:r>
-              <w:rPr>
-                <w:rFonts w:asciiTheme="majorHAnsi" w:hAnsiTheme="majorHAnsi" w:cstheme="majorHAnsi"/>
-                <w:szCs w:val="22"/>
-              </w:rPr>
-              <w:t>speakers</w:t>
-            </w:r>
-            <w:proofErr w:type="gramEnd"/>
-            <w:r>
-              <w:rPr>
-                <w:rFonts w:asciiTheme="majorHAnsi" w:hAnsiTheme="majorHAnsi" w:cstheme="majorHAnsi"/>
-                <w:szCs w:val="22"/>
-              </w:rPr>
-              <w:t xml:space="preserve"> bureaus, manuscript writing or educational events</w:t>
+              <w:t>Payment or honoraria for lectures, presentations, speakers bureaus, manuscript writing or educational events</w:t>
             </w:r>
           </w:p>
         </w:tc>
@@ -838,11 +804,9 @@
             <w:shd w:val="clear" w:color="auto" w:fill="EEECE1"/>
           </w:tcPr>
           <w:p>
-            <w:r/>
-            <w:r>
-              <w:rPr>
-                <w:rFonts w:ascii="Arial" w:hAnsi="Arial" w:eastAsia="Arial"/>
-                <w:b w:val="0"/>
+            <w:r>
+              <w:rPr>
+                <w:rFonts w:ascii="Arial" w:eastAsia="Arial" w:hAnsi="Arial"/>
                 <w:sz w:val="18"/>
               </w:rPr>
               <w:t>None.</w:t>
@@ -902,11 +866,9 @@
             </w:tcBorders>
           </w:tcPr>
           <w:p>
-            <w:r/>
-            <w:r>
-              <w:rPr>
-                <w:rFonts w:ascii="Arial" w:hAnsi="Arial" w:eastAsia="Arial"/>
-                <w:b w:val="0"/>
+            <w:r>
+              <w:rPr>
+                <w:rFonts w:ascii="Arial" w:eastAsia="Arial" w:hAnsi="Arial"/>
                 <w:sz w:val="18"/>
               </w:rPr>
               <w:t>None.</w:t>
@@ -969,11 +931,9 @@
             <w:shd w:val="clear" w:color="auto" w:fill="EEECE1"/>
           </w:tcPr>
           <w:p>
-            <w:r/>
-            <w:r>
-              <w:rPr>
-                <w:rFonts w:ascii="Arial" w:hAnsi="Arial" w:eastAsia="Arial"/>
-                <w:b w:val="0"/>
+            <w:r>
+              <w:rPr>
+                <w:rFonts w:ascii="Arial" w:eastAsia="Arial" w:hAnsi="Arial"/>
                 <w:sz w:val="18"/>
               </w:rPr>
               <w:t>None.</w:t>
@@ -1019,23 +979,7 @@
                 <w:rFonts w:asciiTheme="majorHAnsi" w:hAnsiTheme="majorHAnsi" w:cstheme="majorHAnsi"/>
                 <w:szCs w:val="22"/>
               </w:rPr>
-              <w:t xml:space="preserve">Patents planned, </w:t>
-            </w:r>
-            <w:proofErr w:type="gramStart"/>
-            <w:r>
-              <w:rPr>
-                <w:rFonts w:asciiTheme="majorHAnsi" w:hAnsiTheme="majorHAnsi" w:cstheme="majorHAnsi"/>
-                <w:szCs w:val="22"/>
-              </w:rPr>
-              <w:t>issued</w:t>
-            </w:r>
-            <w:proofErr w:type="gramEnd"/>
-            <w:r>
-              <w:rPr>
-                <w:rFonts w:asciiTheme="majorHAnsi" w:hAnsiTheme="majorHAnsi" w:cstheme="majorHAnsi"/>
-                <w:szCs w:val="22"/>
-              </w:rPr>
-              <w:t xml:space="preserve"> or pending</w:t>
+              <w:t>Patents planned, issued or pending</w:t>
             </w:r>
           </w:p>
         </w:tc>
@@ -1049,11 +993,9 @@
             </w:tcBorders>
           </w:tcPr>
           <w:p>
-            <w:r/>
-            <w:r>
-              <w:rPr>
-                <w:rFonts w:ascii="Arial" w:hAnsi="Arial" w:eastAsia="Arial"/>
-                <w:b w:val="0"/>
+            <w:r>
+              <w:rPr>
+                <w:rFonts w:ascii="Arial" w:eastAsia="Arial" w:hAnsi="Arial"/>
                 <w:sz w:val="18"/>
               </w:rPr>
               <w:t>None.</w:t>
@@ -1127,11 +1069,9 @@
             <w:shd w:val="clear" w:color="auto" w:fill="EEECE1"/>
           </w:tcPr>
           <w:p>
-            <w:r/>
-            <w:r>
-              <w:rPr>
-                <w:rFonts w:ascii="Arial" w:hAnsi="Arial" w:eastAsia="Arial"/>
-                <w:b w:val="0"/>
+            <w:r>
+              <w:rPr>
+                <w:rFonts w:ascii="Arial" w:eastAsia="Arial" w:hAnsi="Arial"/>
                 <w:sz w:val="18"/>
               </w:rPr>
               <w:t>None.</w:t>
@@ -1174,23 +1114,7 @@
                 <w:rFonts w:asciiTheme="majorHAnsi" w:hAnsiTheme="majorHAnsi" w:cstheme="majorHAnsi"/>
                 <w:szCs w:val="22"/>
               </w:rPr>
-              <w:t xml:space="preserve">Leadership or fiduciary role in other board, society, </w:t>
-            </w:r>
-            <w:proofErr w:type="gramStart"/>
-            <w:r>
-              <w:rPr>
-                <w:rFonts w:asciiTheme="majorHAnsi" w:hAnsiTheme="majorHAnsi" w:cstheme="majorHAnsi"/>
-                <w:szCs w:val="22"/>
-              </w:rPr>
-              <w:t>committee</w:t>
-            </w:r>
-            <w:proofErr w:type="gramEnd"/>
-            <w:r>
-              <w:rPr>
-                <w:rFonts w:asciiTheme="majorHAnsi" w:hAnsiTheme="majorHAnsi" w:cstheme="majorHAnsi"/>
-                <w:szCs w:val="22"/>
-              </w:rPr>
-              <w:t xml:space="preserve"> or advocacy group, paid or unpaid</w:t>
+              <w:t>Leadership or fiduciary role in other board, society, committee or advocacy group, paid or unpaid</w:t>
             </w:r>
           </w:p>
         </w:tc>
@@ -1204,11 +1128,9 @@
             </w:tcBorders>
           </w:tcPr>
           <w:p>
-            <w:r/>
-            <w:r>
-              <w:rPr>
-                <w:rFonts w:ascii="Arial" w:hAnsi="Arial" w:eastAsia="Arial"/>
-                <w:b w:val="0"/>
+            <w:r>
+              <w:rPr>
+                <w:rFonts w:ascii="Arial" w:eastAsia="Arial" w:hAnsi="Arial"/>
                 <w:sz w:val="18"/>
               </w:rPr>
               <w:t>None.</w:t>
@@ -1272,11 +1194,9 @@
             <w:shd w:val="clear" w:color="auto" w:fill="EEECE1"/>
           </w:tcPr>
           <w:p>
-            <w:r/>
-            <w:r>
-              <w:rPr>
-                <w:rFonts w:ascii="Arial" w:hAnsi="Arial" w:eastAsia="Arial"/>
-                <w:b w:val="0"/>
+            <w:r>
+              <w:rPr>
+                <w:rFonts w:ascii="Arial" w:eastAsia="Arial" w:hAnsi="Arial"/>
                 <w:sz w:val="18"/>
               </w:rPr>
               <w:t>None.</w:t>
@@ -1333,23 +1253,7 @@
                 <w:rFonts w:asciiTheme="majorHAnsi" w:hAnsiTheme="majorHAnsi" w:cstheme="majorHAnsi"/>
                 <w:szCs w:val="22"/>
               </w:rPr>
-              <w:t xml:space="preserve">aterials, drugs, medical writing, </w:t>
-            </w:r>
-            <w:proofErr w:type="gramStart"/>
-            <w:r>
-              <w:rPr>
-                <w:rFonts w:asciiTheme="majorHAnsi" w:hAnsiTheme="majorHAnsi" w:cstheme="majorHAnsi"/>
-                <w:szCs w:val="22"/>
-              </w:rPr>
-              <w:t>gifts</w:t>
-            </w:r>
-            <w:proofErr w:type="gramEnd"/>
-            <w:r>
-              <w:rPr>
-                <w:rFonts w:asciiTheme="majorHAnsi" w:hAnsiTheme="majorHAnsi" w:cstheme="majorHAnsi"/>
-                <w:szCs w:val="22"/>
-              </w:rPr>
-              <w:t xml:space="preserve"> or other services</w:t>
+              <w:t>aterials, drugs, medical writing, gifts or other services</w:t>
             </w:r>
           </w:p>
         </w:tc>
@@ -1363,11 +1267,9 @@
             </w:tcBorders>
           </w:tcPr>
           <w:p>
-            <w:r/>
-            <w:r>
-              <w:rPr>
-                <w:rFonts w:ascii="Arial" w:hAnsi="Arial" w:eastAsia="Arial"/>
-                <w:b w:val="0"/>
+            <w:r>
+              <w:rPr>
+                <w:rFonts w:ascii="Arial" w:eastAsia="Arial" w:hAnsi="Arial"/>
                 <w:sz w:val="18"/>
               </w:rPr>
               <w:t>None.</w:t>
@@ -1430,11 +1332,9 @@
             <w:shd w:val="clear" w:color="auto" w:fill="EEECE1"/>
           </w:tcPr>
           <w:p>
-            <w:r/>
-            <w:r>
-              <w:rPr>
-                <w:rFonts w:ascii="Arial" w:hAnsi="Arial" w:eastAsia="Arial"/>
-                <w:b w:val="0"/>
+            <w:r>
+              <w:rPr>
+                <w:rFonts w:ascii="Arial" w:eastAsia="Arial" w:hAnsi="Arial"/>
                 <w:sz w:val="18"/>
               </w:rPr>
               <w:t>None.</w:t>
@@ -1512,7 +1412,7 @@
         <w:trPr>
           <w:trHeight w:val="441"/>
         </w:trPr>
-        <w:permStart w:id="1955554033" w:edGrp="everyone" w:displacedByCustomXml="next"/>
+        <w:permStart w:id="322005232" w:edGrp="everyone" w:displacedByCustomXml="next"/>
         <w:sdt>
           <w:sdtPr>
             <w:id w:val="-1680963496"/>
@@ -1523,7 +1423,6 @@
               <w14:uncheckedState w14:val="2610" w14:font="MS Gothic"/>
             </w14:checkbox>
           </w:sdtPr>
-          <w:sdtEndPr/>
           <w:sdtContent>
             <w:tc>
               <w:tcPr>
@@ -1546,7 +1445,7 @@
             </w:tc>
           </w:sdtContent>
         </w:sdt>
-        <w:permEnd w:id="1955554033" w:displacedByCustomXml="prev"/>
+        <w:permEnd w:id="322005232" w:displacedByCustomXml="prev"/>
         <w:tc>
           <w:tcPr>
             <w:tcW w:w="4797" w:type="pct"/>
@@ -1558,12 +1457,9 @@
             <w:vAlign w:val="bottom"/>
           </w:tcPr>
           <w:p>
-            <w:r/>
-            <w:r>
-              <w:rPr>
-                <w:rFonts w:ascii="Arial" w:hAnsi="Arial" w:eastAsia="Arial"/>
-                <w:b w:val="0"/>
-                <w:sz w:val="20"/>
+            <w:r>
+              <w:rPr>
+                <w:rFonts w:ascii="Arial" w:eastAsia="Arial" w:hAnsi="Arial"/>
               </w:rPr>
               <w:t>[X] I certify that I have answered every question and have not altered the wording of any of the questions on this form.</w:t>
             </w:r>
@@ -1584,7 +1480,7 @@
 </file>
 
 <file path=word/endnotes.xml><?xml version="1.0" encoding="utf-8"?>
-<w:endnotes xmlns:wpc="http://schemas.microsoft.com/office/word/2010/wordprocessingCanvas" xmlns:cx="http://schemas.microsoft.com/office/drawing/2014/chartex" xmlns:cx1="http://schemas.microsoft.com/office/drawing/2015/9/8/chartex" xmlns:cx2="http://schemas.microsoft.com/office/drawing/2015/10/21/chartex" xmlns:cx3="http://schemas.microsoft.com/office/drawing/2016/5/9/chartex" xmlns:cx4="http://schemas.microsoft.com/office/drawing/2016/5/10/chartex" xmlns:cx5="http://schemas.microsoft.com/office/drawing/2016/5/11/chartex" xmlns:cx6="http://schemas.microsoft.com/office/drawing/2016/5/12/chartex" xmlns:cx7="http://schemas.microsoft.com/office/drawing/2016/5/13/chartex" xmlns:cx8="http://schemas.microsoft.com/office/drawing/2016/5/14/chartex" xmlns:mc="http://schemas.openxmlformats.org/markup-compatibility/2006" xmlns:aink="http://schemas.microsoft.com/office/drawing/2016/ink" xmlns:am3d="http://schemas.microsoft.com/office/drawing/2017/model3d" xmlns:o="urn:schemas-microsoft-com:office:office" xmlns:r="http://schemas.openxmlformats.org/officeDocument/2006/relationships" xmlns:m="http://schemas.openxmlformats.org/officeDocument/2006/math" xmlns:v="urn:schemas-microsoft-com:vml" xmlns:wp14="http://schemas.microsoft.com/office/word/2010/wordprocessingDrawing" xmlns:wp="http://schemas.openxmlformats.org/drawingml/2006/wordprocessingDrawing" xmlns:w10="urn:schemas-microsoft-com:office:word" xmlns:w="http://schemas.openxmlformats.org/wordprocessingml/2006/main" xmlns:w14="http://schemas.microsoft.com/office/word/2010/wordml" xmlns:w15="http://schemas.microsoft.com/office/word/2012/wordml" xmlns:w16cex="http://schemas.microsoft.com/office/word/2018/wordml/cex" xmlns:w16cid="http://schemas.microsoft.com/office/word/2016/wordml/cid" xmlns:w16="http://schemas.microsoft.com/office/word/2018/wordml" xmlns:w16sdtdh="http://schemas.microsoft.com/office/word/2020/wordml/sdtdatahash" xmlns:w16se="http://schemas.microsoft.com/office/word/2015/wordml/symex" xmlns:wpg="http://schemas.microsoft.com/office/word/2010/wordprocessingGroup" xmlns:wpi="http://schemas.microsoft.com/office/word/2010/wordprocessingInk" xmlns:wne="http://schemas.microsoft.com/office/word/2006/wordml" xmlns:wps="http://schemas.microsoft.com/office/word/2010/wordprocessingShape" mc:Ignorable="w14 w15 w16se w16cid w16 w16cex w16sdtdh wp14">
+<w:endnotes xmlns:wpc="http://schemas.microsoft.com/office/word/2010/wordprocessingCanvas" xmlns:cx="http://schemas.microsoft.com/office/drawing/2014/chartex" xmlns:cx1="http://schemas.microsoft.com/office/drawing/2015/9/8/chartex" xmlns:cx2="http://schemas.microsoft.com/office/drawing/2015/10/21/chartex" xmlns:cx3="http://schemas.microsoft.com/office/drawing/2016/5/9/chartex" xmlns:cx4="http://schemas.microsoft.com/office/drawing/2016/5/10/chartex" xmlns:cx5="http://schemas.microsoft.com/office/drawing/2016/5/11/chartex" xmlns:cx6="http://schemas.microsoft.com/office/drawing/2016/5/12/chartex" xmlns:cx7="http://schemas.microsoft.com/office/drawing/2016/5/13/chartex" xmlns:cx8="http://schemas.microsoft.com/office/drawing/2016/5/14/chartex" xmlns:mc="http://schemas.openxmlformats.org/markup-compatibility/2006" xmlns:aink="http://schemas.microsoft.com/office/drawing/2016/ink" xmlns:am3d="http://schemas.microsoft.com/office/drawing/2017/model3d" xmlns:o="urn:schemas-microsoft-com:office:office" xmlns:oel="http://schemas.microsoft.com/office/2019/extlst" xmlns:r="http://schemas.openxmlformats.org/officeDocument/2006/relationships" xmlns:m="http://schemas.openxmlformats.org/officeDocument/2006/math" xmlns:v="urn:schemas-microsoft-com:vml" xmlns:wp14="http://schemas.microsoft.com/office/word/2010/wordprocessingDrawing" xmlns:wp="http://schemas.openxmlformats.org/drawingml/2006/wordprocessingDrawing" xmlns:w10="urn:schemas-microsoft-com:office:word" xmlns:w="http://schemas.openxmlformats.org/wordprocessingml/2006/main" xmlns:w14="http://schemas.microsoft.com/office/word/2010/wordml" xmlns:w15="http://schemas.microsoft.com/office/word/2012/wordml" xmlns:w16cex="http://schemas.microsoft.com/office/word/2018/wordml/cex" xmlns:w16cid="http://schemas.microsoft.com/office/word/2016/wordml/cid" xmlns:w16="http://schemas.microsoft.com/office/word/2018/wordml" xmlns:w16du="http://schemas.microsoft.com/office/word/2023/wordml/word16du" xmlns:w16sdtdh="http://schemas.microsoft.com/office/word/2020/wordml/sdtdatahash" xmlns:w16sdtfl="http://schemas.microsoft.com/office/word/2024/wordml/sdtformatlock" xmlns:w16se="http://schemas.microsoft.com/office/word/2015/wordml/symex" xmlns:wpg="http://schemas.microsoft.com/office/word/2010/wordprocessingGroup" xmlns:wpi="http://schemas.microsoft.com/office/word/2010/wordprocessingInk" xmlns:wne="http://schemas.microsoft.com/office/word/2006/wordml" xmlns:wps="http://schemas.microsoft.com/office/word/2010/wordprocessingShape" mc:Ignorable="w14 w15 w16se w16cid w16 w16cex w16sdtdh w16sdtfl w16du wp14">
   <w:endnote w:type="separator" w:id="-1">
     <w:p>
       <w:r>
@@ -1603,7 +1499,7 @@
 </file>
 
 <file path=word/footer1.xml><?xml version="1.0" encoding="utf-8"?>
-<w:ftr xmlns:wpc="http://schemas.microsoft.com/office/word/2010/wordprocessingCanvas" xmlns:cx="http://schemas.microsoft.com/office/drawing/2014/chartex" xmlns:cx1="http://schemas.microsoft.com/office/drawing/2015/9/8/chartex" xmlns:cx2="http://schemas.microsoft.com/office/drawing/2015/10/21/chartex" xmlns:cx3="http://schemas.microsoft.com/office/drawing/2016/5/9/chartex" xmlns:cx4="http://schemas.microsoft.com/office/drawing/2016/5/10/chartex" xmlns:cx5="http://schemas.microsoft.com/office/drawing/2016/5/11/chartex" xmlns:cx6="http://schemas.microsoft.com/office/drawing/2016/5/12/chartex" xmlns:cx7="http://schemas.microsoft.com/office/drawing/2016/5/13/chartex" xmlns:cx8="http://schemas.microsoft.com/office/drawing/2016/5/14/chartex" xmlns:mc="http://schemas.openxmlformats.org/markup-compatibility/2006" xmlns:aink="http://schemas.microsoft.com/office/drawing/2016/ink" xmlns:am3d="http://schemas.microsoft.com/office/drawing/2017/model3d" xmlns:o="urn:schemas-microsoft-com:office:office" xmlns:r="http://schemas.openxmlformats.org/officeDocument/2006/relationships" xmlns:m="http://schemas.openxmlformats.org/officeDocument/2006/math" xmlns:v="urn:schemas-microsoft-com:vml" xmlns:wp14="http://schemas.microsoft.com/office/word/2010/wordprocessingDrawing" xmlns:wp="http://schemas.openxmlformats.org/drawingml/2006/wordprocessingDrawing" xmlns:w10="urn:schemas-microsoft-com:office:word" xmlns:w="http://schemas.openxmlformats.org/wordprocessingml/2006/main" xmlns:w14="http://schemas.microsoft.com/office/word/2010/wordml" xmlns:w15="http://schemas.microsoft.com/office/word/2012/wordml" xmlns:w16cex="http://schemas.microsoft.com/office/word/2018/wordml/cex" xmlns:w16cid="http://schemas.microsoft.com/office/word/2016/wordml/cid" xmlns:w16="http://schemas.microsoft.com/office/word/2018/wordml" xmlns:w16sdtdh="http://schemas.microsoft.com/office/word/2020/wordml/sdtdatahash" xmlns:w16se="http://schemas.microsoft.com/office/word/2015/wordml/symex" xmlns:wpg="http://schemas.microsoft.com/office/word/2010/wordprocessingGroup" xmlns:wpi="http://schemas.microsoft.com/office/word/2010/wordprocessingInk" xmlns:wne="http://schemas.microsoft.com/office/word/2006/wordml" xmlns:wps="http://schemas.microsoft.com/office/word/2010/wordprocessingShape" mc:Ignorable="w14 w15 w16se w16cid w16 w16cex w16sdtdh wp14">
+<w:ftr xmlns:wpc="http://schemas.microsoft.com/office/word/2010/wordprocessingCanvas" xmlns:cx="http://schemas.microsoft.com/office/drawing/2014/chartex" xmlns:cx1="http://schemas.microsoft.com/office/drawing/2015/9/8/chartex" xmlns:cx2="http://schemas.microsoft.com/office/drawing/2015/10/21/chartex" xmlns:cx3="http://schemas.microsoft.com/office/drawing/2016/5/9/chartex" xmlns:cx4="http://schemas.microsoft.com/office/drawing/2016/5/10/chartex" xmlns:cx5="http://schemas.microsoft.com/office/drawing/2016/5/11/chartex" xmlns:cx6="http://schemas.microsoft.com/office/drawing/2016/5/12/chartex" xmlns:cx7="http://schemas.microsoft.com/office/drawing/2016/5/13/chartex" xmlns:cx8="http://schemas.microsoft.com/office/drawing/2016/5/14/chartex" xmlns:mc="http://schemas.openxmlformats.org/markup-compatibility/2006" xmlns:aink="http://schemas.microsoft.com/office/drawing/2016/ink" xmlns:am3d="http://schemas.microsoft.com/office/drawing/2017/model3d" xmlns:o="urn:schemas-microsoft-com:office:office" xmlns:oel="http://schemas.microsoft.com/office/2019/extlst" xmlns:r="http://schemas.openxmlformats.org/officeDocument/2006/relationships" xmlns:m="http://schemas.openxmlformats.org/officeDocument/2006/math" xmlns:v="urn:schemas-microsoft-com:vml" xmlns:wp14="http://schemas.microsoft.com/office/word/2010/wordprocessingDrawing" xmlns:wp="http://schemas.openxmlformats.org/drawingml/2006/wordprocessingDrawing" xmlns:w10="urn:schemas-microsoft-com:office:word" xmlns:w="http://schemas.openxmlformats.org/wordprocessingml/2006/main" xmlns:w14="http://schemas.microsoft.com/office/word/2010/wordml" xmlns:w15="http://schemas.microsoft.com/office/word/2012/wordml" xmlns:w16cex="http://schemas.microsoft.com/office/word/2018/wordml/cex" xmlns:w16cid="http://schemas.microsoft.com/office/word/2016/wordml/cid" xmlns:w16="http://schemas.microsoft.com/office/word/2018/wordml" xmlns:w16du="http://schemas.microsoft.com/office/word/2023/wordml/word16du" xmlns:w16sdtdh="http://schemas.microsoft.com/office/word/2020/wordml/sdtdatahash" xmlns:w16sdtfl="http://schemas.microsoft.com/office/word/2024/wordml/sdtformatlock" xmlns:w16se="http://schemas.microsoft.com/office/word/2015/wordml/symex" xmlns:wpg="http://schemas.microsoft.com/office/word/2010/wordprocessingGroup" xmlns:wpi="http://schemas.microsoft.com/office/word/2010/wordprocessingInk" xmlns:wne="http://schemas.microsoft.com/office/word/2006/wordml" xmlns:wps="http://schemas.microsoft.com/office/word/2010/wordprocessingShape" mc:Ignorable="w14 w15 w16se w16cid w16 w16cex w16sdtdh w16sdtfl w16du wp14">
   <w:p>
     <w:pPr>
       <w:pStyle w:val="Footer"/>
@@ -1703,7 +1599,7 @@
 </file>
 
 <file path=word/footnotes.xml><?xml version="1.0" encoding="utf-8"?>
-<w:footnotes xmlns:wpc="http://schemas.microsoft.com/office/word/2010/wordprocessingCanvas" xmlns:cx="http://schemas.microsoft.com/office/drawing/2014/chartex" xmlns:cx1="http://schemas.microsoft.com/office/drawing/2015/9/8/chartex" xmlns:cx2="http://schemas.microsoft.com/office/drawing/2015/10/21/chartex" xmlns:cx3="http://schemas.microsoft.com/office/drawing/2016/5/9/chartex" xmlns:cx4="http://schemas.microsoft.com/office/drawing/2016/5/10/chartex" xmlns:cx5="http://schemas.microsoft.com/office/drawing/2016/5/11/chartex" xmlns:cx6="http://schemas.microsoft.com/office/drawing/2016/5/12/chartex" xmlns:cx7="http://schemas.microsoft.com/office/drawing/2016/5/13/chartex" xmlns:cx8="http://schemas.microsoft.com/office/drawing/2016/5/14/chartex" xmlns:mc="http://schemas.openxmlformats.org/markup-compatibility/2006" xmlns:aink="http://schemas.microsoft.com/office/drawing/2016/ink" xmlns:am3d="http://schemas.microsoft.com/office/drawing/2017/model3d" xmlns:o="urn:schemas-microsoft-com:office:office" xmlns:r="http://schemas.openxmlformats.org/officeDocument/2006/relationships" xmlns:m="http://schemas.openxmlformats.org/officeDocument/2006/math" xmlns:v="urn:schemas-microsoft-com:vml" xmlns:wp14="http://schemas.microsoft.com/office/word/2010/wordprocessingDrawing" xmlns:wp="http://schemas.openxmlformats.org/drawingml/2006/wordprocessingDrawing" xmlns:w10="urn:schemas-microsoft-com:office:word" xmlns:w="http://schemas.openxmlformats.org/wordprocessingml/2006/main" xmlns:w14="http://schemas.microsoft.com/office/word/2010/wordml" xmlns:w15="http://schemas.microsoft.com/office/word/2012/wordml" xmlns:w16cex="http://schemas.microsoft.com/office/word/2018/wordml/cex" xmlns:w16cid="http://schemas.microsoft.com/office/word/2016/wordml/cid" xmlns:w16="http://schemas.microsoft.com/office/word/2018/wordml" xmlns:w16sdtdh="http://schemas.microsoft.com/office/word/2020/wordml/sdtdatahash" xmlns:w16se="http://schemas.microsoft.com/office/word/2015/wordml/symex" xmlns:wpg="http://schemas.microsoft.com/office/word/2010/wordprocessingGroup" xmlns:wpi="http://schemas.microsoft.com/office/word/2010/wordprocessingInk" xmlns:wne="http://schemas.microsoft.com/office/word/2006/wordml" xmlns:wps="http://schemas.microsoft.com/office/word/2010/wordprocessingShape" mc:Ignorable="w14 w15 w16se w16cid w16 w16cex w16sdtdh wp14">
+<w:footnotes xmlns:wpc="http://schemas.microsoft.com/office/word/2010/wordprocessingCanvas" xmlns:cx="http://schemas.microsoft.com/office/drawing/2014/chartex" xmlns:cx1="http://schemas.microsoft.com/office/drawing/2015/9/8/chartex" xmlns:cx2="http://schemas.microsoft.com/office/drawing/2015/10/21/chartex" xmlns:cx3="http://schemas.microsoft.com/office/drawing/2016/5/9/chartex" xmlns:cx4="http://schemas.microsoft.com/office/drawing/2016/5/10/chartex" xmlns:cx5="http://schemas.microsoft.com/office/drawing/2016/5/11/chartex" xmlns:cx6="http://schemas.microsoft.com/office/drawing/2016/5/12/chartex" xmlns:cx7="http://schemas.microsoft.com/office/drawing/2016/5/13/chartex" xmlns:cx8="http://schemas.microsoft.com/office/drawing/2016/5/14/chartex" xmlns:mc="http://schemas.openxmlformats.org/markup-compatibility/2006" xmlns:aink="http://schemas.microsoft.com/office/drawing/2016/ink" xmlns:am3d="http://schemas.microsoft.com/office/drawing/2017/model3d" xmlns:o="urn:schemas-microsoft-com:office:office" xmlns:oel="http://schemas.microsoft.com/office/2019/extlst" xmlns:r="http://schemas.openxmlformats.org/officeDocument/2006/relationships" xmlns:m="http://schemas.openxmlformats.org/officeDocument/2006/math" xmlns:v="urn:schemas-microsoft-com:vml" xmlns:wp14="http://schemas.microsoft.com/office/word/2010/wordprocessingDrawing" xmlns:wp="http://schemas.openxmlformats.org/drawingml/2006/wordprocessingDrawing" xmlns:w10="urn:schemas-microsoft-com:office:word" xmlns:w="http://schemas.openxmlformats.org/wordprocessingml/2006/main" xmlns:w14="http://schemas.microsoft.com/office/word/2010/wordml" xmlns:w15="http://schemas.microsoft.com/office/word/2012/wordml" xmlns:w16cex="http://schemas.microsoft.com/office/word/2018/wordml/cex" xmlns:w16cid="http://schemas.microsoft.com/office/word/2016/wordml/cid" xmlns:w16="http://schemas.microsoft.com/office/word/2018/wordml" xmlns:w16du="http://schemas.microsoft.com/office/word/2023/wordml/word16du" xmlns:w16sdtdh="http://schemas.microsoft.com/office/word/2020/wordml/sdtdatahash" xmlns:w16sdtfl="http://schemas.microsoft.com/office/word/2024/wordml/sdtformatlock" xmlns:w16se="http://schemas.microsoft.com/office/word/2015/wordml/symex" xmlns:wpg="http://schemas.microsoft.com/office/word/2010/wordprocessingGroup" xmlns:wpi="http://schemas.microsoft.com/office/word/2010/wordprocessingInk" xmlns:wne="http://schemas.microsoft.com/office/word/2006/wordml" xmlns:wps="http://schemas.microsoft.com/office/word/2010/wordprocessingShape" mc:Ignorable="w14 w15 w16se w16cid w16 w16cex w16sdtdh w16sdtfl w16du wp14">
   <w:footnote w:type="separator" w:id="-1">
     <w:p>
       <w:r>
@@ -1722,7 +1618,7 @@
 </file>
 
 <file path=word/styles.xml><?xml version="1.0" encoding="utf-8"?>
-<w:styles xmlns:mc="http://schemas.openxmlformats.org/markup-compatibility/2006" xmlns:r="http://schemas.openxmlformats.org/officeDocument/2006/relationships" xmlns:w="http://schemas.openxmlformats.org/wordprocessingml/2006/main" xmlns:w14="http://schemas.microsoft.com/office/word/2010/wordml" xmlns:w15="http://schemas.microsoft.com/office/word/2012/wordml" xmlns:w16cex="http://schemas.microsoft.com/office/word/2018/wordml/cex" xmlns:w16cid="http://schemas.microsoft.com/office/word/2016/wordml/cid" xmlns:w16="http://schemas.microsoft.com/office/word/2018/wordml" xmlns:w16sdtdh="http://schemas.microsoft.com/office/word/2020/wordml/sdtdatahash" xmlns:w16se="http://schemas.microsoft.com/office/word/2015/wordml/symex" mc:Ignorable="w14 w15 w16se w16cid w16 w16cex w16sdtdh">
+<w:styles xmlns:mc="http://schemas.openxmlformats.org/markup-compatibility/2006" xmlns:r="http://schemas.openxmlformats.org/officeDocument/2006/relationships" xmlns:w="http://schemas.openxmlformats.org/wordprocessingml/2006/main" xmlns:w14="http://schemas.microsoft.com/office/word/2010/wordml" xmlns:w15="http://schemas.microsoft.com/office/word/2012/wordml" xmlns:w16cex="http://schemas.microsoft.com/office/word/2018/wordml/cex" xmlns:w16cid="http://schemas.microsoft.com/office/word/2016/wordml/cid" xmlns:w16="http://schemas.microsoft.com/office/word/2018/wordml" xmlns:w16du="http://schemas.microsoft.com/office/word/2023/wordml/word16du" xmlns:w16sdtdh="http://schemas.microsoft.com/office/word/2020/wordml/sdtdatahash" xmlns:w16sdtfl="http://schemas.microsoft.com/office/word/2024/wordml/sdtformatlock" xmlns:w16se="http://schemas.microsoft.com/office/word/2015/wordml/symex" mc:Ignorable="w14 w15 w16se w16cid w16 w16cex w16sdtdh w16sdtfl w16du">
   <w:docDefaults>
     <w:rPrDefault>
       <w:rPr>
@@ -2363,7 +2259,7 @@
 </file>
 
 <file path=word/glossary/document.xml><?xml version="1.0" encoding="utf-8"?>
-<w:glossaryDocument xmlns:wpc="http://schemas.microsoft.com/office/word/2010/wordprocessingCanvas" xmlns:cx="http://schemas.microsoft.com/office/drawing/2014/chartex" xmlns:cx1="http://schemas.microsoft.com/office/drawing/2015/9/8/chartex" xmlns:cx2="http://schemas.microsoft.com/office/drawing/2015/10/21/chartex" xmlns:cx3="http://schemas.microsoft.com/office/drawing/2016/5/9/chartex" xmlns:cx4="http://schemas.microsoft.com/office/drawing/2016/5/10/chartex" xmlns:cx5="http://schemas.microsoft.com/office/drawing/2016/5/11/chartex" xmlns:cx6="http://schemas.microsoft.com/office/drawing/2016/5/12/chartex" xmlns:cx7="http://schemas.microsoft.com/office/drawing/2016/5/13/chartex" xmlns:cx8="http://schemas.microsoft.com/office/drawing/2016/5/14/chartex" xmlns:mc="http://schemas.openxmlformats.org/markup-compatibility/2006" xmlns:aink="http://schemas.microsoft.com/office/drawing/2016/ink" xmlns:am3d="http://schemas.microsoft.com/office/drawing/2017/model3d" xmlns:o="urn:schemas-microsoft-com:office:office" xmlns:r="http://schemas.openxmlformats.org/officeDocument/2006/relationships" xmlns:m="http://schemas.openxmlformats.org/officeDocument/2006/math" xmlns:v="urn:schemas-microsoft-com:vml" xmlns:wp14="http://schemas.microsoft.com/office/word/2010/wordprocessingDrawing" xmlns:wp="http://schemas.openxmlformats.org/drawingml/2006/wordprocessingDrawing" xmlns:w10="urn:schemas-microsoft-com:office:word" xmlns:w="http://schemas.openxmlformats.org/wordprocessingml/2006/main" xmlns:w14="http://schemas.microsoft.com/office/word/2010/wordml" xmlns:w15="http://schemas.microsoft.com/office/word/2012/wordml" xmlns:w16cex="http://schemas.microsoft.com/office/word/2018/wordml/cex" xmlns:w16cid="http://schemas.microsoft.com/office/word/2016/wordml/cid" xmlns:w16="http://schemas.microsoft.com/office/word/2018/wordml" xmlns:w16sdtdh="http://schemas.microsoft.com/office/word/2020/wordml/sdtdatahash" xmlns:w16se="http://schemas.microsoft.com/office/word/2015/wordml/symex" xmlns:wpg="http://schemas.microsoft.com/office/word/2010/wordprocessingGroup" xmlns:wpi="http://schemas.microsoft.com/office/word/2010/wordprocessingInk" xmlns:wne="http://schemas.microsoft.com/office/word/2006/wordml" xmlns:wps="http://schemas.microsoft.com/office/word/2010/wordprocessingShape" mc:Ignorable="w14 w15 w16se w16cid w16 w16cex w16sdtdh wp14">
+<w:glossaryDocument xmlns:wpc="http://schemas.microsoft.com/office/word/2010/wordprocessingCanvas" xmlns:cx="http://schemas.microsoft.com/office/drawing/2014/chartex" xmlns:cx1="http://schemas.microsoft.com/office/drawing/2015/9/8/chartex" xmlns:cx2="http://schemas.microsoft.com/office/drawing/2015/10/21/chartex" xmlns:cx3="http://schemas.microsoft.com/office/drawing/2016/5/9/chartex" xmlns:cx4="http://schemas.microsoft.com/office/drawing/2016/5/10/chartex" xmlns:cx5="http://schemas.microsoft.com/office/drawing/2016/5/11/chartex" xmlns:cx6="http://schemas.microsoft.com/office/drawing/2016/5/12/chartex" xmlns:cx7="http://schemas.microsoft.com/office/drawing/2016/5/13/chartex" xmlns:cx8="http://schemas.microsoft.com/office/drawing/2016/5/14/chartex" xmlns:mc="http://schemas.openxmlformats.org/markup-compatibility/2006" xmlns:aink="http://schemas.microsoft.com/office/drawing/2016/ink" xmlns:am3d="http://schemas.microsoft.com/office/drawing/2017/model3d" xmlns:o="urn:schemas-microsoft-com:office:office" xmlns:oel="http://schemas.microsoft.com/office/2019/extlst" xmlns:r="http://schemas.openxmlformats.org/officeDocument/2006/relationships" xmlns:m="http://schemas.openxmlformats.org/officeDocument/2006/math" xmlns:v="urn:schemas-microsoft-com:vml" xmlns:wp14="http://schemas.microsoft.com/office/word/2010/wordprocessingDrawing" xmlns:wp="http://schemas.openxmlformats.org/drawingml/2006/wordprocessingDrawing" xmlns:w10="urn:schemas-microsoft-com:office:word" xmlns:w="http://schemas.openxmlformats.org/wordprocessingml/2006/main" xmlns:w14="http://schemas.microsoft.com/office/word/2010/wordml" xmlns:w15="http://schemas.microsoft.com/office/word/2012/wordml" xmlns:w16cex="http://schemas.microsoft.com/office/word/2018/wordml/cex" xmlns:w16cid="http://schemas.microsoft.com/office/word/2016/wordml/cid" xmlns:w16="http://schemas.microsoft.com/office/word/2018/wordml" xmlns:w16du="http://schemas.microsoft.com/office/word/2023/wordml/word16du" xmlns:w16sdtdh="http://schemas.microsoft.com/office/word/2020/wordml/sdtdatahash" xmlns:w16sdtfl="http://schemas.microsoft.com/office/word/2024/wordml/sdtformatlock" xmlns:w16se="http://schemas.microsoft.com/office/word/2015/wordml/symex" xmlns:wpg="http://schemas.microsoft.com/office/word/2010/wordprocessingGroup" xmlns:wpi="http://schemas.microsoft.com/office/word/2010/wordprocessingInk" xmlns:wne="http://schemas.microsoft.com/office/word/2006/wordml" xmlns:wps="http://schemas.microsoft.com/office/word/2010/wordprocessingShape" mc:Ignorable="w14 w15 w16se w16cid w16 w16cex w16sdtdh w16sdtfl w16du wp14">
   <w:docParts>
     <w:docPart>
       <w:docPartPr>
@@ -2480,7 +2376,7 @@
 </file>
 
 <file path=word/glossary/fontTable.xml><?xml version="1.0" encoding="utf-8"?>
-<w:fonts xmlns:mc="http://schemas.openxmlformats.org/markup-compatibility/2006" xmlns:r="http://schemas.openxmlformats.org/officeDocument/2006/relationships" xmlns:w="http://schemas.openxmlformats.org/wordprocessingml/2006/main" xmlns:w14="http://schemas.microsoft.com/office/word/2010/wordml" xmlns:w15="http://schemas.microsoft.com/office/word/2012/wordml" xmlns:w16cex="http://schemas.microsoft.com/office/word/2018/wordml/cex" xmlns:w16cid="http://schemas.microsoft.com/office/word/2016/wordml/cid" xmlns:w16="http://schemas.microsoft.com/office/word/2018/wordml" xmlns:w16sdtdh="http://schemas.microsoft.com/office/word/2020/wordml/sdtdatahash" xmlns:w16se="http://schemas.microsoft.com/office/word/2015/wordml/symex" mc:Ignorable="w14 w15 w16se w16cid w16 w16cex w16sdtdh">
+<w:fonts xmlns:mc="http://schemas.openxmlformats.org/markup-compatibility/2006" xmlns:r="http://schemas.openxmlformats.org/officeDocument/2006/relationships" xmlns:w="http://schemas.openxmlformats.org/wordprocessingml/2006/main" xmlns:w14="http://schemas.microsoft.com/office/word/2010/wordml" xmlns:w15="http://schemas.microsoft.com/office/word/2012/wordml" xmlns:w16cex="http://schemas.microsoft.com/office/word/2018/wordml/cex" xmlns:w16cid="http://schemas.microsoft.com/office/word/2016/wordml/cid" xmlns:w16="http://schemas.microsoft.com/office/word/2018/wordml" xmlns:w16du="http://schemas.microsoft.com/office/word/2023/wordml/word16du" xmlns:w16sdtdh="http://schemas.microsoft.com/office/word/2020/wordml/sdtdatahash" xmlns:w16sdtfl="http://schemas.microsoft.com/office/word/2024/wordml/sdtformatlock" xmlns:w16se="http://schemas.microsoft.com/office/word/2015/wordml/symex" mc:Ignorable="w14 w15 w16se w16cid w16 w16cex w16sdtdh w16sdtfl w16du">
   <w:font w:name="Times New Roman">
     <w:panose1 w:val="02020603050405020304"/>
     <w:charset w:val="00"/>
@@ -2493,14 +2389,21 @@
     <w:charset w:val="00"/>
     <w:family w:val="swiss"/>
     <w:pitch w:val="variable"/>
-    <w:sig w:usb0="E4002EFF" w:usb1="C000247B" w:usb2="00000009" w:usb3="00000000" w:csb0="000001FF" w:csb1="00000000"/>
+    <w:sig w:usb0="E4002EFF" w:usb1="C200247B" w:usb2="00000009" w:usb3="00000000" w:csb0="000001FF" w:csb1="00000000"/>
   </w:font>
   <w:font w:name="Calibri Light">
     <w:panose1 w:val="020F0302020204030204"/>
     <w:charset w:val="00"/>
     <w:family w:val="swiss"/>
     <w:pitch w:val="variable"/>
-    <w:sig w:usb0="E4002EFF" w:usb1="C000247B" w:usb2="00000009" w:usb3="00000000" w:csb0="000001FF" w:csb1="00000000"/>
+    <w:sig w:usb0="E4002EFF" w:usb1="C200247B" w:usb2="00000009" w:usb3="00000000" w:csb0="000001FF" w:csb1="00000000"/>
+  </w:font>
+  <w:font w:name="Arial">
+    <w:panose1 w:val="020B0604020202020204"/>
+    <w:charset w:val="00"/>
+    <w:family w:val="swiss"/>
+    <w:pitch w:val="variable"/>
+    <w:sig w:usb0="E0002EFF" w:usb1="C000785B" w:usb2="00000009" w:usb3="00000000" w:csb0="000001FF" w:csb1="00000000"/>
   </w:font>
   <w:font w:name="MS Gothic">
     <w:altName w:val="ＭＳ ゴシック"/>
@@ -2514,7 +2417,7 @@
 </file>
 
 <file path=word/glossary/settings.xml><?xml version="1.0" encoding="utf-8"?>
-<w:settings xmlns:mc="http://schemas.openxmlformats.org/markup-compatibility/2006" xmlns:o="urn:schemas-microsoft-com:office:office" xmlns:r="http://schemas.openxmlformats.org/officeDocument/2006/relationships" xmlns:m="http://schemas.openxmlformats.org/officeDocument/2006/math" xmlns:v="urn:schemas-microsoft-com:vml" xmlns:w10="urn:schemas-microsoft-com:office:word" xmlns:w="http://schemas.openxmlformats.org/wordprocessingml/2006/main" xmlns:w14="http://schemas.microsoft.com/office/word/2010/wordml" xmlns:w15="http://schemas.microsoft.com/office/word/2012/wordml" xmlns:w16cex="http://schemas.microsoft.com/office/word/2018/wordml/cex" xmlns:w16cid="http://schemas.microsoft.com/office/word/2016/wordml/cid" xmlns:w16="http://schemas.microsoft.com/office/word/2018/wordml" xmlns:w16sdtdh="http://schemas.microsoft.com/office/word/2020/wordml/sdtdatahash" xmlns:w16se="http://schemas.microsoft.com/office/word/2015/wordml/symex" xmlns:sl="http://schemas.openxmlformats.org/schemaLibrary/2006/main" mc:Ignorable="w14 w15 w16se w16cid w16 w16cex w16sdtdh">
+<w:settings xmlns:mc="http://schemas.openxmlformats.org/markup-compatibility/2006" xmlns:o="urn:schemas-microsoft-com:office:office" xmlns:r="http://schemas.openxmlformats.org/officeDocument/2006/relationships" xmlns:m="http://schemas.openxmlformats.org/officeDocument/2006/math" xmlns:v="urn:schemas-microsoft-com:vml" xmlns:w10="urn:schemas-microsoft-com:office:word" xmlns:w="http://schemas.openxmlformats.org/wordprocessingml/2006/main" xmlns:w14="http://schemas.microsoft.com/office/word/2010/wordml" xmlns:w15="http://schemas.microsoft.com/office/word/2012/wordml" xmlns:w16cex="http://schemas.microsoft.com/office/word/2018/wordml/cex" xmlns:w16cid="http://schemas.microsoft.com/office/word/2016/wordml/cid" xmlns:w16="http://schemas.microsoft.com/office/word/2018/wordml" xmlns:w16du="http://schemas.microsoft.com/office/word/2023/wordml/word16du" xmlns:w16sdtdh="http://schemas.microsoft.com/office/word/2020/wordml/sdtdatahash" xmlns:w16sdtfl="http://schemas.microsoft.com/office/word/2024/wordml/sdtformatlock" xmlns:w16se="http://schemas.microsoft.com/office/word/2015/wordml/symex" xmlns:sl="http://schemas.openxmlformats.org/schemaLibrary/2006/main" mc:Ignorable="w14 w15 w16se w16cid w16 w16cex w16sdtdh w16sdtfl w16du">
   <w:view w:val="normal"/>
   <w:defaultTabStop w:val="720"/>
   <w:characterSpacingControl w:val="doNotCompress"/>
@@ -2537,6 +2440,8 @@
     <w:rsid w:val="00617E1A"/>
     <w:rsid w:val="006713E6"/>
     <w:rsid w:val="007537EB"/>
+    <w:rsid w:val="00760900"/>
+    <w:rsid w:val="009208EF"/>
     <w:rsid w:val="009C63DD"/>
     <w:rsid w:val="00F265AB"/>
     <w:rsid w:val="00F82354"/>
@@ -2556,14 +2461,14 @@
   </m:mathPr>
   <w:themeFontLang w:val="en-US"/>
   <w:clrSchemeMapping w:bg1="light1" w:t1="dark1" w:bg2="light2" w:t2="dark2" w:accent1="accent1" w:accent2="accent2" w:accent3="accent3" w:accent4="accent4" w:accent5="accent5" w:accent6="accent6" w:hyperlink="hyperlink" w:followedHyperlink="followedHyperlink"/>
-  <w:decimalSymbol w:val="."/>
-  <w:listSeparator w:val=","/>
+  <w:decimalSymbol w:val=","/>
+  <w:listSeparator w:val=";"/>
   <w15:chartTrackingRefBased/>
 </w:settings>
 </file>
 
 <file path=word/glossary/styles.xml><?xml version="1.0" encoding="utf-8"?>
-<w:styles xmlns:mc="http://schemas.openxmlformats.org/markup-compatibility/2006" xmlns:r="http://schemas.openxmlformats.org/officeDocument/2006/relationships" xmlns:w="http://schemas.openxmlformats.org/wordprocessingml/2006/main" xmlns:w14="http://schemas.microsoft.com/office/word/2010/wordml" xmlns:w15="http://schemas.microsoft.com/office/word/2012/wordml" xmlns:w16cex="http://schemas.microsoft.com/office/word/2018/wordml/cex" xmlns:w16cid="http://schemas.microsoft.com/office/word/2016/wordml/cid" xmlns:w16="http://schemas.microsoft.com/office/word/2018/wordml" xmlns:w16sdtdh="http://schemas.microsoft.com/office/word/2020/wordml/sdtdatahash" xmlns:w16se="http://schemas.microsoft.com/office/word/2015/wordml/symex" mc:Ignorable="w14 w15 w16se w16cid w16 w16cex w16sdtdh">
+<w:styles xmlns:mc="http://schemas.openxmlformats.org/markup-compatibility/2006" xmlns:r="http://schemas.openxmlformats.org/officeDocument/2006/relationships" xmlns:w="http://schemas.openxmlformats.org/wordprocessingml/2006/main" xmlns:w14="http://schemas.microsoft.com/office/word/2010/wordml" xmlns:w15="http://schemas.microsoft.com/office/word/2012/wordml" xmlns:w16cex="http://schemas.microsoft.com/office/word/2018/wordml/cex" xmlns:w16cid="http://schemas.microsoft.com/office/word/2016/wordml/cid" xmlns:w16="http://schemas.microsoft.com/office/word/2018/wordml" xmlns:w16du="http://schemas.microsoft.com/office/word/2023/wordml/word16du" xmlns:w16sdtdh="http://schemas.microsoft.com/office/word/2020/wordml/sdtdatahash" xmlns:w16sdtfl="http://schemas.microsoft.com/office/word/2024/wordml/sdtformatlock" xmlns:w16se="http://schemas.microsoft.com/office/word/2015/wordml/symex" mc:Ignorable="w14 w15 w16se w16cid w16 w16cex w16sdtdh w16sdtfl w16du">
   <w:docDefaults>
     <w:rPrDefault>
       <w:rPr>
@@ -3050,7 +2955,7 @@
 </file>
 
 <file path=word/glossary/webSettings.xml><?xml version="1.0" encoding="utf-8"?>
-<w:webSettings xmlns:mc="http://schemas.openxmlformats.org/markup-compatibility/2006" xmlns:r="http://schemas.openxmlformats.org/officeDocument/2006/relationships" xmlns:w="http://schemas.openxmlformats.org/wordprocessingml/2006/main" xmlns:w14="http://schemas.microsoft.com/office/word/2010/wordml" xmlns:w15="http://schemas.microsoft.com/office/word/2012/wordml" xmlns:w16cex="http://schemas.microsoft.com/office/word/2018/wordml/cex" xmlns:w16cid="http://schemas.microsoft.com/office/word/2016/wordml/cid" xmlns:w16="http://schemas.microsoft.com/office/word/2018/wordml" xmlns:w16sdtdh="http://schemas.microsoft.com/office/word/2020/wordml/sdtdatahash" xmlns:w16se="http://schemas.microsoft.com/office/word/2015/wordml/symex" mc:Ignorable="w14 w15 w16se w16cid w16 w16cex w16sdtdh">
+<w:webSettings xmlns:mc="http://schemas.openxmlformats.org/markup-compatibility/2006" xmlns:r="http://schemas.openxmlformats.org/officeDocument/2006/relationships" xmlns:w="http://schemas.openxmlformats.org/wordprocessingml/2006/main" xmlns:w14="http://schemas.microsoft.com/office/word/2010/wordml" xmlns:w15="http://schemas.microsoft.com/office/word/2012/wordml" xmlns:w16cex="http://schemas.microsoft.com/office/word/2018/wordml/cex" xmlns:w16cid="http://schemas.microsoft.com/office/word/2016/wordml/cid" xmlns:w16="http://schemas.microsoft.com/office/word/2018/wordml" xmlns:w16du="http://schemas.microsoft.com/office/word/2023/wordml/word16du" xmlns:w16sdtdh="http://schemas.microsoft.com/office/word/2020/wordml/sdtdatahash" xmlns:w16sdtfl="http://schemas.microsoft.com/office/word/2024/wordml/sdtformatlock" xmlns:w16se="http://schemas.microsoft.com/office/word/2015/wordml/symex" mc:Ignorable="w14 w15 w16se w16cid w16 w16cex w16sdtdh w16sdtfl w16du">
   <w:optimizeForBrowser/>
   <w:allowPNG/>
 </w:webSettings>
